--- a/新建 DOCX 文档.docx
+++ b/新建 DOCX 文档.docx
@@ -42,19 +42,7 @@
           <w:szCs w:val="24"/>
           <w:lang w:val="en-US" w:eastAsia="zh-CN"/>
         </w:rPr>
-        <w:t>g</w:t>
-      </w:r>
-      <w:bookmarkStart w:id="0" w:name="_GoBack"/>
-      <w:bookmarkEnd w:id="0"/>
-      <w:r>
-        <w:rPr>
-          <w:rFonts w:hint="eastAsia" w:ascii="Lucida Console" w:hAnsi="Lucida Console"/>
-          <w:color w:val="auto"/>
-          <w:sz w:val="18"/>
-          <w:szCs w:val="24"/>
-          <w:lang w:val="en-US" w:eastAsia="zh-CN"/>
-        </w:rPr>
-        <w:t>it init</w:t>
+        <w:t>git init</w:t>
       </w:r>
       <w:r>
         <w:rPr>
@@ -197,7 +185,10 @@
         <w:t>git push -u origin master</w:t>
       </w:r>
     </w:p>
-    <w:p/>
+    <w:p>
+      <w:bookmarkStart w:id="0" w:name="_GoBack"/>
+      <w:bookmarkEnd w:id="0"/>
+    </w:p>
     <w:sectPr>
       <w:pgSz w:w="12240" w:h="15840"/>
       <w:pgMar w:top="1440" w:right="1800" w:bottom="1440" w:left="1800" w:header="720" w:footer="720" w:gutter="0"/>
@@ -476,7 +467,7 @@
       <w:jc w:val="both"/>
     </w:pPr>
     <w:rPr>
-      <w:rFonts w:eastAsia="宋体"/>
+      <w:rFonts w:eastAsia="宋体" w:asciiTheme="minorHAnsi" w:hAnsiTheme="minorHAnsi" w:cstheme="minorBidi"/>
       <w:kern w:val="2"/>
       <w:sz w:val="21"/>
     </w:rPr>
